--- a/internal_doc/03.开发设计/Story-sdbexprt.docx
+++ b/internal_doc/03.开发设计/Story-sdbexprt.docx
@@ -194,9 +194,6 @@
     <w:p>
       <w:pPr>
         <w:ind w:leftChars="200" w:left="420"/>
-        <w:rPr>
-          <w:rFonts w:hint="eastAsia"/>
-        </w:rPr>
       </w:pPr>
       <w:r>
         <w:rPr>
@@ -365,11 +362,6 @@
       </w:r>
     </w:p>
     <w:p>
-      <w:pPr>
-        <w:rPr>
-          <w:rFonts w:hint="eastAsia"/>
-        </w:rPr>
-      </w:pPr>
       <w:r>
         <w:rPr>
           <w:rFonts w:hint="eastAsia"/>
@@ -404,8 +396,8 @@
         <w:tblLook w:val="04A0"/>
       </w:tblPr>
       <w:tblGrid>
-        <w:gridCol w:w="1395"/>
-        <w:gridCol w:w="7061"/>
+        <w:gridCol w:w="1462"/>
+        <w:gridCol w:w="6994"/>
       </w:tblGrid>
       <w:tr>
         <w:trPr>
@@ -1646,6 +1638,450 @@
                 <w:szCs w:val="20"/>
               </w:rPr>
               <w:t>指定导出数的集合名。</w:t>
+            </w:r>
+          </w:p>
+        </w:tc>
+      </w:tr>
+      <w:tr>
+        <w:trPr>
+          <w:tblCellSpacing w:w="0" w:type="dxa"/>
+        </w:trPr>
+        <w:tc>
+          <w:tcPr>
+            <w:tcW w:w="0" w:type="auto"/>
+            <w:tcBorders>
+              <w:top w:val="outset" w:sz="6" w:space="0" w:color="auto"/>
+              <w:left w:val="outset" w:sz="6" w:space="0" w:color="auto"/>
+              <w:bottom w:val="outset" w:sz="6" w:space="0" w:color="auto"/>
+              <w:right w:val="outset" w:sz="6" w:space="0" w:color="auto"/>
+            </w:tcBorders>
+            <w:shd w:val="clear" w:color="auto" w:fill="FFFFFF"/>
+            <w:hideMark/>
+          </w:tcPr>
+          <w:p>
+            <w:pPr>
+              <w:widowControl/>
+              <w:spacing w:line="193" w:lineRule="atLeast"/>
+              <w:ind w:left="0"/>
+              <w:jc w:val="left"/>
+              <w:rPr>
+                <w:rFonts w:ascii="Arial" w:eastAsia="宋体" w:hAnsi="Arial" w:cs="Arial"/>
+                <w:color w:val="000000"/>
+                <w:kern w:val="0"/>
+                <w:sz w:val="20"/>
+                <w:szCs w:val="20"/>
+              </w:rPr>
+            </w:pPr>
+            <w:r>
+              <w:rPr>
+                <w:rFonts w:ascii="Arial" w:eastAsia="宋体" w:hAnsi="Arial" w:cs="Arial"/>
+                <w:color w:val="000000"/>
+                <w:kern w:val="0"/>
+                <w:sz w:val="20"/>
+                <w:szCs w:val="20"/>
+              </w:rPr>
+              <w:t>--includebinary</w:t>
+            </w:r>
+          </w:p>
+        </w:tc>
+        <w:tc>
+          <w:tcPr>
+            <w:tcW w:w="0" w:type="auto"/>
+            <w:tcBorders>
+              <w:top w:val="outset" w:sz="6" w:space="0" w:color="auto"/>
+              <w:left w:val="outset" w:sz="6" w:space="0" w:color="auto"/>
+              <w:bottom w:val="outset" w:sz="6" w:space="0" w:color="auto"/>
+              <w:right w:val="outset" w:sz="6" w:space="0" w:color="auto"/>
+            </w:tcBorders>
+            <w:shd w:val="clear" w:color="auto" w:fill="FFFFFF"/>
+            <w:hideMark/>
+          </w:tcPr>
+          <w:p>
+            <w:pPr>
+              <w:widowControl/>
+              <w:spacing w:line="193" w:lineRule="atLeast"/>
+              <w:ind w:left="0"/>
+              <w:jc w:val="left"/>
+              <w:rPr>
+                <w:rFonts w:ascii="Arial" w:eastAsia="宋体" w:hAnsi="Arial" w:cs="Arial" w:hint="eastAsia"/>
+                <w:color w:val="000000"/>
+                <w:kern w:val="0"/>
+                <w:sz w:val="20"/>
+                <w:szCs w:val="20"/>
+              </w:rPr>
+            </w:pPr>
+            <w:r>
+              <w:rPr>
+                <w:rFonts w:ascii="Arial" w:eastAsia="宋体" w:hAnsi="Arial" w:cs="Arial" w:hint="eastAsia"/>
+                <w:color w:val="000000"/>
+                <w:kern w:val="0"/>
+                <w:sz w:val="20"/>
+                <w:szCs w:val="20"/>
+              </w:rPr>
+              <w:t>指定是否输出一个完整的</w:t>
+            </w:r>
+            <w:r>
+              <w:rPr>
+                <w:rFonts w:ascii="Arial" w:eastAsia="宋体" w:hAnsi="Arial" w:cs="Arial" w:hint="eastAsia"/>
+                <w:color w:val="000000"/>
+                <w:kern w:val="0"/>
+                <w:sz w:val="20"/>
+                <w:szCs w:val="20"/>
+              </w:rPr>
+              <w:t>binary</w:t>
+            </w:r>
+            <w:r>
+              <w:rPr>
+                <w:rFonts w:ascii="Arial" w:eastAsia="宋体" w:hAnsi="Arial" w:cs="Arial" w:hint="eastAsia"/>
+                <w:color w:val="000000"/>
+                <w:kern w:val="0"/>
+                <w:sz w:val="20"/>
+                <w:szCs w:val="20"/>
+              </w:rPr>
+              <w:t>数据，</w:t>
+            </w:r>
+            <w:r>
+              <w:rPr>
+                <w:rFonts w:ascii="Arial" w:eastAsia="宋体" w:hAnsi="Arial" w:cs="Arial" w:hint="eastAsia"/>
+                <w:color w:val="000000"/>
+                <w:kern w:val="0"/>
+                <w:sz w:val="20"/>
+                <w:szCs w:val="20"/>
+              </w:rPr>
+              <w:t>CSV</w:t>
+            </w:r>
+            <w:r>
+              <w:rPr>
+                <w:rFonts w:ascii="Arial" w:eastAsia="宋体" w:hAnsi="Arial" w:cs="Arial" w:hint="eastAsia"/>
+                <w:color w:val="000000"/>
+                <w:kern w:val="0"/>
+                <w:sz w:val="20"/>
+                <w:szCs w:val="20"/>
+              </w:rPr>
+              <w:t>格式有效。</w:t>
+            </w:r>
+          </w:p>
+        </w:tc>
+      </w:tr>
+      <w:tr>
+        <w:trPr>
+          <w:tblCellSpacing w:w="0" w:type="dxa"/>
+        </w:trPr>
+        <w:tc>
+          <w:tcPr>
+            <w:tcW w:w="0" w:type="auto"/>
+            <w:tcBorders>
+              <w:top w:val="outset" w:sz="6" w:space="0" w:color="auto"/>
+              <w:left w:val="outset" w:sz="6" w:space="0" w:color="auto"/>
+              <w:bottom w:val="outset" w:sz="6" w:space="0" w:color="auto"/>
+              <w:right w:val="outset" w:sz="6" w:space="0" w:color="auto"/>
+            </w:tcBorders>
+            <w:shd w:val="clear" w:color="auto" w:fill="FFFFFF"/>
+            <w:hideMark/>
+          </w:tcPr>
+          <w:p>
+            <w:pPr>
+              <w:widowControl/>
+              <w:spacing w:line="193" w:lineRule="atLeast"/>
+              <w:ind w:left="0"/>
+              <w:jc w:val="left"/>
+              <w:rPr>
+                <w:rFonts w:ascii="Arial" w:eastAsia="宋体" w:hAnsi="Arial" w:cs="Arial"/>
+                <w:color w:val="000000"/>
+                <w:kern w:val="0"/>
+                <w:sz w:val="20"/>
+                <w:szCs w:val="20"/>
+              </w:rPr>
+            </w:pPr>
+            <w:r>
+              <w:rPr>
+                <w:rFonts w:ascii="Arial" w:eastAsia="宋体" w:hAnsi="Arial" w:cs="Arial"/>
+                <w:color w:val="000000"/>
+                <w:kern w:val="0"/>
+                <w:sz w:val="20"/>
+                <w:szCs w:val="20"/>
+              </w:rPr>
+              <w:t>--includeregex</w:t>
+            </w:r>
+          </w:p>
+        </w:tc>
+        <w:tc>
+          <w:tcPr>
+            <w:tcW w:w="0" w:type="auto"/>
+            <w:tcBorders>
+              <w:top w:val="outset" w:sz="6" w:space="0" w:color="auto"/>
+              <w:left w:val="outset" w:sz="6" w:space="0" w:color="auto"/>
+              <w:bottom w:val="outset" w:sz="6" w:space="0" w:color="auto"/>
+              <w:right w:val="outset" w:sz="6" w:space="0" w:color="auto"/>
+            </w:tcBorders>
+            <w:shd w:val="clear" w:color="auto" w:fill="FFFFFF"/>
+            <w:hideMark/>
+          </w:tcPr>
+          <w:p>
+            <w:pPr>
+              <w:widowControl/>
+              <w:spacing w:line="193" w:lineRule="atLeast"/>
+              <w:ind w:left="0"/>
+              <w:jc w:val="left"/>
+              <w:rPr>
+                <w:rFonts w:ascii="Arial" w:eastAsia="宋体" w:hAnsi="Arial" w:cs="Arial" w:hint="eastAsia"/>
+                <w:color w:val="000000"/>
+                <w:kern w:val="0"/>
+                <w:sz w:val="20"/>
+                <w:szCs w:val="20"/>
+              </w:rPr>
+            </w:pPr>
+            <w:r>
+              <w:rPr>
+                <w:rFonts w:ascii="Arial" w:eastAsia="宋体" w:hAnsi="Arial" w:cs="Arial" w:hint="eastAsia"/>
+                <w:color w:val="000000"/>
+                <w:kern w:val="0"/>
+                <w:sz w:val="20"/>
+                <w:szCs w:val="20"/>
+              </w:rPr>
+              <w:t>指定是否输出一个完整的</w:t>
+            </w:r>
+            <w:r>
+              <w:rPr>
+                <w:rFonts w:ascii="Arial" w:eastAsia="宋体" w:hAnsi="Arial" w:cs="Arial" w:hint="eastAsia"/>
+                <w:color w:val="000000"/>
+                <w:kern w:val="0"/>
+                <w:sz w:val="20"/>
+                <w:szCs w:val="20"/>
+              </w:rPr>
+              <w:t>regex</w:t>
+            </w:r>
+            <w:r>
+              <w:rPr>
+                <w:rFonts w:ascii="Arial" w:eastAsia="宋体" w:hAnsi="Arial" w:cs="Arial" w:hint="eastAsia"/>
+                <w:color w:val="000000"/>
+                <w:kern w:val="0"/>
+                <w:sz w:val="20"/>
+                <w:szCs w:val="20"/>
+              </w:rPr>
+              <w:t>数据，</w:t>
+            </w:r>
+            <w:r>
+              <w:rPr>
+                <w:rFonts w:ascii="Arial" w:eastAsia="宋体" w:hAnsi="Arial" w:cs="Arial" w:hint="eastAsia"/>
+                <w:color w:val="000000"/>
+                <w:kern w:val="0"/>
+                <w:sz w:val="20"/>
+                <w:szCs w:val="20"/>
+              </w:rPr>
+              <w:t>CSV</w:t>
+            </w:r>
+            <w:r>
+              <w:rPr>
+                <w:rFonts w:ascii="Arial" w:eastAsia="宋体" w:hAnsi="Arial" w:cs="Arial" w:hint="eastAsia"/>
+                <w:color w:val="000000"/>
+                <w:kern w:val="0"/>
+                <w:sz w:val="20"/>
+                <w:szCs w:val="20"/>
+              </w:rPr>
+              <w:t>格式有效。</w:t>
+            </w:r>
+          </w:p>
+        </w:tc>
+      </w:tr>
+      <w:tr>
+        <w:trPr>
+          <w:tblCellSpacing w:w="0" w:type="dxa"/>
+        </w:trPr>
+        <w:tc>
+          <w:tcPr>
+            <w:tcW w:w="0" w:type="auto"/>
+            <w:tcBorders>
+              <w:top w:val="outset" w:sz="6" w:space="0" w:color="auto"/>
+              <w:left w:val="outset" w:sz="6" w:space="0" w:color="auto"/>
+              <w:bottom w:val="outset" w:sz="6" w:space="0" w:color="auto"/>
+              <w:right w:val="outset" w:sz="6" w:space="0" w:color="auto"/>
+            </w:tcBorders>
+            <w:shd w:val="clear" w:color="auto" w:fill="FFFFFF"/>
+            <w:hideMark/>
+          </w:tcPr>
+          <w:p>
+            <w:pPr>
+              <w:widowControl/>
+              <w:spacing w:line="193" w:lineRule="atLeast"/>
+              <w:ind w:left="0"/>
+              <w:jc w:val="left"/>
+              <w:rPr>
+                <w:rFonts w:ascii="Arial" w:eastAsia="宋体" w:hAnsi="Arial" w:cs="Arial"/>
+                <w:color w:val="000000"/>
+                <w:kern w:val="0"/>
+                <w:sz w:val="20"/>
+                <w:szCs w:val="20"/>
+              </w:rPr>
+            </w:pPr>
+            <w:r>
+              <w:rPr>
+                <w:rFonts w:ascii="Arial" w:eastAsia="宋体" w:hAnsi="Arial" w:cs="Arial"/>
+                <w:color w:val="000000"/>
+                <w:kern w:val="0"/>
+                <w:sz w:val="20"/>
+                <w:szCs w:val="20"/>
+              </w:rPr>
+              <w:t>--filter</w:t>
+            </w:r>
+          </w:p>
+        </w:tc>
+        <w:tc>
+          <w:tcPr>
+            <w:tcW w:w="0" w:type="auto"/>
+            <w:tcBorders>
+              <w:top w:val="outset" w:sz="6" w:space="0" w:color="auto"/>
+              <w:left w:val="outset" w:sz="6" w:space="0" w:color="auto"/>
+              <w:bottom w:val="outset" w:sz="6" w:space="0" w:color="auto"/>
+              <w:right w:val="outset" w:sz="6" w:space="0" w:color="auto"/>
+            </w:tcBorders>
+            <w:shd w:val="clear" w:color="auto" w:fill="FFFFFF"/>
+            <w:hideMark/>
+          </w:tcPr>
+          <w:p>
+            <w:pPr>
+              <w:widowControl/>
+              <w:spacing w:line="193" w:lineRule="atLeast"/>
+              <w:ind w:left="0"/>
+              <w:jc w:val="left"/>
+              <w:rPr>
+                <w:rFonts w:ascii="Arial" w:eastAsia="宋体" w:hAnsi="Arial" w:cs="Arial"/>
+                <w:color w:val="000000"/>
+                <w:kern w:val="0"/>
+                <w:sz w:val="20"/>
+                <w:szCs w:val="20"/>
+              </w:rPr>
+            </w:pPr>
+            <w:r>
+              <w:rPr>
+                <w:rFonts w:ascii="Arial" w:eastAsia="宋体" w:hAnsi="Arial" w:cs="Arial" w:hint="eastAsia"/>
+                <w:color w:val="000000"/>
+                <w:kern w:val="0"/>
+                <w:sz w:val="20"/>
+                <w:szCs w:val="20"/>
+              </w:rPr>
+              <w:t>指定导出的过滤条件</w:t>
+            </w:r>
+            <w:r>
+              <w:rPr>
+                <w:rFonts w:ascii="Arial" w:eastAsia="宋体" w:hAnsi="Arial" w:cs="Arial" w:hint="eastAsia"/>
+                <w:color w:val="000000"/>
+                <w:kern w:val="0"/>
+                <w:sz w:val="20"/>
+                <w:szCs w:val="20"/>
+              </w:rPr>
+              <w:t>，例如：</w:t>
+            </w:r>
+            <w:r>
+              <w:rPr>
+                <w:rFonts w:ascii="Arial" w:eastAsia="宋体" w:hAnsi="Arial" w:cs="Arial"/>
+                <w:color w:val="000000"/>
+                <w:kern w:val="0"/>
+                <w:sz w:val="20"/>
+                <w:szCs w:val="20"/>
+              </w:rPr>
+              <w:t>--filter '{ age: 18 }'</w:t>
+            </w:r>
+          </w:p>
+        </w:tc>
+      </w:tr>
+      <w:tr>
+        <w:trPr>
+          <w:tblCellSpacing w:w="0" w:type="dxa"/>
+        </w:trPr>
+        <w:tc>
+          <w:tcPr>
+            <w:tcW w:w="0" w:type="auto"/>
+            <w:tcBorders>
+              <w:top w:val="outset" w:sz="6" w:space="0" w:color="auto"/>
+              <w:left w:val="outset" w:sz="6" w:space="0" w:color="auto"/>
+              <w:bottom w:val="outset" w:sz="6" w:space="0" w:color="auto"/>
+              <w:right w:val="outset" w:sz="6" w:space="0" w:color="auto"/>
+            </w:tcBorders>
+            <w:shd w:val="clear" w:color="auto" w:fill="FFFFFF"/>
+            <w:hideMark/>
+          </w:tcPr>
+          <w:p>
+            <w:pPr>
+              <w:widowControl/>
+              <w:spacing w:line="193" w:lineRule="atLeast"/>
+              <w:ind w:left="0"/>
+              <w:jc w:val="left"/>
+              <w:rPr>
+                <w:rFonts w:ascii="Arial" w:eastAsia="宋体" w:hAnsi="Arial" w:cs="Arial"/>
+                <w:color w:val="000000"/>
+                <w:kern w:val="0"/>
+                <w:sz w:val="20"/>
+                <w:szCs w:val="20"/>
+              </w:rPr>
+            </w:pPr>
+            <w:r>
+              <w:rPr>
+                <w:rFonts w:ascii="Arial" w:eastAsia="宋体" w:hAnsi="Arial" w:cs="Arial" w:hint="eastAsia"/>
+                <w:color w:val="000000"/>
+                <w:kern w:val="0"/>
+                <w:sz w:val="20"/>
+                <w:szCs w:val="20"/>
+              </w:rPr>
+              <w:t>--sort</w:t>
+            </w:r>
+          </w:p>
+        </w:tc>
+        <w:tc>
+          <w:tcPr>
+            <w:tcW w:w="0" w:type="auto"/>
+            <w:tcBorders>
+              <w:top w:val="outset" w:sz="6" w:space="0" w:color="auto"/>
+              <w:left w:val="outset" w:sz="6" w:space="0" w:color="auto"/>
+              <w:bottom w:val="outset" w:sz="6" w:space="0" w:color="auto"/>
+              <w:right w:val="outset" w:sz="6" w:space="0" w:color="auto"/>
+            </w:tcBorders>
+            <w:shd w:val="clear" w:color="auto" w:fill="FFFFFF"/>
+            <w:hideMark/>
+          </w:tcPr>
+          <w:p>
+            <w:pPr>
+              <w:widowControl/>
+              <w:spacing w:line="193" w:lineRule="atLeast"/>
+              <w:ind w:left="0"/>
+              <w:jc w:val="left"/>
+              <w:rPr>
+                <w:rFonts w:ascii="Arial" w:eastAsia="宋体" w:hAnsi="Arial" w:cs="Arial"/>
+                <w:color w:val="000000"/>
+                <w:kern w:val="0"/>
+                <w:sz w:val="20"/>
+                <w:szCs w:val="20"/>
+              </w:rPr>
+            </w:pPr>
+            <w:r>
+              <w:rPr>
+                <w:rFonts w:ascii="Arial" w:eastAsia="宋体" w:hAnsi="Arial" w:cs="Arial" w:hint="eastAsia"/>
+                <w:color w:val="000000"/>
+                <w:kern w:val="0"/>
+                <w:sz w:val="20"/>
+                <w:szCs w:val="20"/>
+              </w:rPr>
+              <w:t>指定导出数据排序条件</w:t>
+            </w:r>
+            <w:r>
+              <w:rPr>
+                <w:rFonts w:ascii="Arial" w:eastAsia="宋体" w:hAnsi="Arial" w:cs="Arial" w:hint="eastAsia"/>
+                <w:color w:val="000000"/>
+                <w:kern w:val="0"/>
+                <w:sz w:val="20"/>
+                <w:szCs w:val="20"/>
+              </w:rPr>
+              <w:t>，例如：</w:t>
+            </w:r>
+            <w:r>
+              <w:rPr>
+                <w:rFonts w:ascii="Arial" w:eastAsia="宋体" w:hAnsi="Arial" w:cs="Arial"/>
+                <w:color w:val="000000"/>
+                <w:kern w:val="0"/>
+                <w:sz w:val="20"/>
+                <w:szCs w:val="20"/>
+              </w:rPr>
+              <w:t>--sort '{ name: 1 }'</w:t>
             </w:r>
           </w:p>
         </w:tc>
@@ -1960,7 +2396,6 @@
     <w:p>
       <w:pPr>
         <w:rPr>
-          <w:rFonts w:hint="eastAsia"/>
           <w:kern w:val="0"/>
           <w:sz w:val="20"/>
           <w:szCs w:val="20"/>
@@ -1970,7 +2405,6 @@
     <w:p>
       <w:pPr>
         <w:rPr>
-          <w:rFonts w:hint="eastAsia"/>
           <w:kern w:val="0"/>
           <w:sz w:val="20"/>
           <w:szCs w:val="20"/>
@@ -2267,19 +2701,7 @@
               <w:rPr>
                 <w:rFonts w:hint="eastAsia"/>
               </w:rPr>
-              <w:t>sdb</w:t>
-            </w:r>
-            <w:r>
-              <w:rPr>
-                <w:rFonts w:hint="eastAsia"/>
-              </w:rPr>
-              <w:t>ex</w:t>
-            </w:r>
-            <w:r>
-              <w:rPr>
-                <w:rFonts w:hint="eastAsia"/>
-              </w:rPr>
-              <w:t>prt</w:t>
+              <w:t>sdbexprt</w:t>
             </w:r>
             <w:r>
               <w:rPr>
@@ -2924,9 +3346,6 @@
           <w:p>
             <w:pPr>
               <w:ind w:left="0"/>
-              <w:rPr>
-                <w:rFonts w:hint="eastAsia"/>
-              </w:rPr>
             </w:pPr>
             <w:r>
               <w:rPr>
@@ -2943,9 +3362,6 @@
           <w:p>
             <w:pPr>
               <w:ind w:left="0"/>
-              <w:rPr>
-                <w:rFonts w:hint="eastAsia"/>
-              </w:rPr>
             </w:pPr>
             <w:r>
               <w:rPr>
@@ -3227,6 +3643,7 @@
               <w:rPr>
                 <w:rFonts w:hint="eastAsia"/>
               </w:rPr>
+              <w:lastRenderedPageBreak/>
               <w:t>false</w:t>
             </w:r>
           </w:p>
@@ -3325,7 +3742,6 @@
         <w:rPr>
           <w:rFonts w:hint="eastAsia"/>
         </w:rPr>
-        <w:lastRenderedPageBreak/>
         <w:t>Story</w:t>
       </w:r>
       <w:r>
